--- a/financiera/templates_docx/PLANTILLA_SOLICITUD_DE_CREDITO.docx
+++ b/financiera/templates_docx/PLANTILLA_SOLICITUD_DE_CREDITO.docx
@@ -887,6 +887,14 @@
                 <w:color w:val="1D1D1B"/>
                 <w:sz w:val="13"/>
               </w:rPr>
+              <w:br/>
+            </w:r>
+            <w:r>
+              <w:rPr>
+                <w:b/>
+                <w:color w:val="1D1D1B"/>
+                <w:sz w:val="13"/>
+              </w:rPr>
               <w:t xml:space="preserve"> {{ plazo }}</w:t>
             </w:r>
           </w:p>
@@ -926,6 +934,14 @@
                 <w:sz w:val="13"/>
               </w:rPr>
               <w:t>solicitado:</w:t>
+            </w:r>
+            <w:r>
+              <w:rPr>
+                <w:b/>
+                <w:color w:val="1D1D1B"/>
+                <w:sz w:val="13"/>
+              </w:rPr>
+              <w:br/>
             </w:r>
             <w:r>
               <w:rPr>
@@ -4351,31 +4367,6 @@
                 <w:sz w:val="14"/>
               </w:rPr>
               <w:t xml:space="preserve">{{ chk_salario_1 }}</w:t>
-            </w:r>
-            <w:r>
-              <w:rPr>
-                <w:color w:val="1D1D1B"/>
-                <w:position w:val="-5"/>
-                <w:sz w:val="14"/>
-              </w:rPr>
-              <w:tab/>
-            </w:r>
-            <w:r>
-              <w:rPr>
-                <w:color w:val="1D1D1B"/>
-                <w:sz w:val="14"/>
-              </w:rPr>
-              <w:t xml:space="preserve"/>
-            </w:r>
-            <w:r>
-              <w:rPr>
-                <w:rFonts w:ascii="Times New Roman" w:hAnsi="Times New Roman"/>
-                <w:color w:val="1D1D1B"/>
-                <w:spacing w:val="11"/>
-                <w:position w:val="2"/>
-                <w:sz w:val="14"/>
-              </w:rPr>
-              <w:t xml:space="preserve"> </w:t>
             </w:r>
             <w:r>
               <w:rPr>

--- a/financiera/templates_docx/PLANTILLA_SOLICITUD_DE_CREDITO.docx
+++ b/financiera/templates_docx/PLANTILLA_SOLICITUD_DE_CREDITO.docx
@@ -461,7 +461,15 @@
                 <w:w w:val="105"/>
                 <w:sz w:val="13"/>
               </w:rPr>
-              <w:t> Préstamos que tiene con el RAP:</w:t>
+              <w:br/>
+            </w:r>
+            <w:r>
+              <w:rPr>
+                <w:color w:val="1D1D1B"/>
+                <w:w w:val="105"/>
+                <w:sz w:val="13"/>
+              </w:rPr>
+              <w:t>Préstamos que tiene con el RAP:</w:t>
             </w:r>
             <w:r>
               <w:rPr>
